--- a/Shell-Interview-QA.docx
+++ b/Shell-Interview-QA.docx
@@ -27,8 +27,10 @@
           <w:szCs w:val="20"/>
           <w:lang w:val="en-US"/>
         </w:rPr>
-        <w:t xml:space="preserve"> Interview Questions and answers</w:t>
-      </w:r>
+        <w:t xml:space="preserve"> Interview QA</w:t>
+      </w:r>
+      <w:bookmarkStart w:id="0" w:name="_GoBack"/>
+      <w:bookmarkEnd w:id="0"/>
     </w:p>
     <w:p>
       <w:pPr>
@@ -3009,8 +3011,6 @@
           <w:lang w:val="en-US"/>
         </w:rPr>
       </w:pPr>
-      <w:bookmarkStart w:id="0" w:name="_GoBack"/>
-      <w:bookmarkEnd w:id="0"/>
     </w:p>
     <w:sectPr>
       <w:pgSz w:w="11906" w:h="16838"/>
